--- a/testakten/statusfeststellung-drv-musikschule-gf-freelancer-klingenhain/16-gf-50-prozent-patt-und-nebenabrede.docx
+++ b/testakten/statusfeststellung-drv-musikschule-gf-freelancer-klingenhain/16-gf-50-prozent-patt-und-nebenabrede.docx
@@ -10,15 +10,7 @@
         <w:rPr>
           <w:rFonts w:ascii="Times New Roman" w:hAnsi="Times New Roman"/>
         </w:rPr>
-        <w:t>Geschäftsführerstatus - exakt 50 Prozent und Nebenabrede</w:t>
-      </w:r>
-    </w:p>
-    <w:p>
-      <w:pPr>
-        <w:jc w:val="left"/>
-      </w:pPr>
-      <w:r>
-        <w:t>Dr. Balduin Klingenhain hält 50% der Geschäftsanteile. Die andere Hälfte liegt bei der Kulturhof Stiftung. Die Satzung sieht für gewöhnliche Beschlüsse einfache Mehrheit vor; bei Stimmengleichheit gilt ein Beschluss als abgelehnt. Ein nicht notariell beurkundeter “Gründerbrief” von 2021 gibt Dr. Klingenhain ein Vetorecht gegen Personalabbau, Aufnahme neuer Gesellschafter und Änderung des Unterrichtsprofils.</w:t>
+        <w:t>Geschäftsführerstatus: exakt 50 Prozent und Nebenabrede</w:t>
       </w:r>
     </w:p>
     <w:p>
@@ -29,7 +21,7 @@
         <w:rPr>
           <w:rFonts w:ascii="Times New Roman" w:hAnsi="Times New Roman"/>
         </w:rPr>
-        <w:t>Problem</w:t>
+        <w:t>1 Beteiligungslage</w:t>
       </w:r>
     </w:p>
     <w:p>
@@ -37,7 +29,7 @@
         <w:jc w:val="left"/>
       </w:pPr>
       <w:r>
-        <w:t>Eine echte sozialversicherungsrechtliche Blockademacht muss rechtlich gesichert und umfassend genug sein, um unliebsame Weisungen zu verhindern. Rein faktische Rücksichtnahme, familiäre oder reputative Macht und bloße Nebenabreden reichen typischerweise nicht ohne weiteres. Bei exakt 50% kann eine Pattsituation stark sein, aber sie muss anhand Satzung, Mehrheiten, Geschäftsordnung und Abberufungs-/Weisungsrechten geprüft werden.</w:t>
+        <w:t>Dr. Balduin Klingenhain hält 50 Prozent der Geschäftsanteile an der Klingenhain Musikschule gemeinnützige GmbH. Die andere Hälfte hält die Kulturhof Stiftung.</w:t>
       </w:r>
     </w:p>
     <w:p>
@@ -48,63 +40,61 @@
         <w:rPr>
           <w:rFonts w:ascii="Times New Roman" w:hAnsi="Times New Roman"/>
         </w:rPr>
-        <w:t>Offene Belege</w:t>
+        <w:t>2 Beschlussfassung nach der Satzung</w:t>
       </w:r>
     </w:p>
     <w:p>
       <w:pPr>
-        <w:pStyle w:val="ListBullet"/>
+        <w:jc w:val="left"/>
       </w:pPr>
       <w:r>
-        <w:t>aktuelle Satzung und Gesellschafterliste,</w:t>
+        <w:t>Nach der Satzung werden gewöhnliche Gesellschafterbeschlüsse mit einfacher Mehrheit gefasst. Bei Stimmengleichheit gilt ein Antrag als abgelehnt; ein Stichentscheid besteht nicht. Der Katalog zustimmungspflichtiger Geschäfte, die Abberufungsregeln und die Weisungsrechte ergeben sich aus der vollständigen Satzung (Aktenstück 05).</w:t>
       </w:r>
     </w:p>
     <w:p>
       <w:pPr>
-        <w:pStyle w:val="ListBullet"/>
+        <w:pStyle w:val="Heading2"/>
       </w:pPr>
       <w:r>
-        <w:t>Geschäftsführer-Dienstvertrag,</w:t>
+        <w:rPr>
+          <w:rFonts w:ascii="Times New Roman" w:hAnsi="Times New Roman"/>
+        </w:rPr>
+        <w:t>3 Gründerbrief als Nebenabrede</w:t>
       </w:r>
     </w:p>
     <w:p>
       <w:pPr>
-        <w:pStyle w:val="ListBullet"/>
+        <w:jc w:val="left"/>
       </w:pPr>
       <w:r>
-        <w:t>Geschäftsordnung,</w:t>
+        <w:t>Ein privatschriftlicher, nicht notariell beurkundeter „Gründerbrief" vom 03.05.2021 sieht vor, dass Dr. Klingenhain einer Änderung des Unterrichtsprofils, einem Personalabbau und der Aufnahme neuer Gesellschafter widersprechen kann. Der Gründerbrief ist nicht als Bestandteil der Satzung ersichtlich und im Handelsregister nicht eingetragen.</w:t>
       </w:r>
     </w:p>
     <w:p>
       <w:pPr>
-        <w:pStyle w:val="ListBullet"/>
+        <w:pStyle w:val="Heading2"/>
       </w:pPr>
       <w:r>
-        <w:t>Gründerbrief/Nebenabrede,</w:t>
+        <w:rPr>
+          <w:rFonts w:ascii="Times New Roman" w:hAnsi="Times New Roman"/>
+        </w:rPr>
+        <w:t>4 In der Akte vorhandene Unterlagen zu dieser Frage</w:t>
       </w:r>
     </w:p>
     <w:p>
       <w:pPr>
-        <w:pStyle w:val="ListBullet"/>
+        <w:jc w:val="left"/>
       </w:pPr>
       <w:r>
-        <w:t>Protokolle 2022-2026,</w:t>
+        <w:t>Zur Beurteilung liegen vor: die vollständige Satzung und die Gesellschafterliste, der Geschäftsführer-Dienstvertrag, die Beiratsprotokolle und Versammlungsniederschriften der Jahre 2022 bis 2026 sowie der Gründerbrief. Weitere tatsächliche Angaben zu erteilten oder abgelehnten Weisungen ergeben sich aus den übrigen Aktenstücken.</w:t>
       </w:r>
     </w:p>
     <w:p>
       <w:pPr>
-        <w:pStyle w:val="ListBullet"/>
+        <w:jc w:val="left"/>
       </w:pPr>
       <w:r>
-        <w:t>tatsächliche Weisungen oder abgelehnte Weisungen,</w:t>
-      </w:r>
-    </w:p>
-    <w:p>
-      <w:pPr>
-        <w:pStyle w:val="ListBullet"/>
-      </w:pPr>
-      <w:r>
-        <w:t>Abberufungsregeln und Katalog zustimmungspflichtiger Geschäfte.</w:t>
+        <w:t>Formathinweis: Dieses Aktenstück wird in Times New Roman, 11 pt, mit ausschließlich dezimaler Gliederung ausgegeben.</w:t>
       </w:r>
     </w:p>
     <w:sectPr>

--- a/testakten/statusfeststellung-drv-musikschule-gf-freelancer-klingenhain/16-gf-50-prozent-patt-und-nebenabrede.docx
+++ b/testakten/statusfeststellung-drv-musikschule-gf-freelancer-klingenhain/16-gf-50-prozent-patt-und-nebenabrede.docx
@@ -87,14 +87,6 @@
       </w:pPr>
       <w:r>
         <w:t>Zur Beurteilung liegen vor: die vollständige Satzung und die Gesellschafterliste, der Geschäftsführer-Dienstvertrag, die Beiratsprotokolle und Versammlungsniederschriften der Jahre 2022 bis 2026 sowie der Gründerbrief. Weitere tatsächliche Angaben zu erteilten oder abgelehnten Weisungen ergeben sich aus den übrigen Aktenstücken.</w:t>
-      </w:r>
-    </w:p>
-    <w:p>
-      <w:pPr>
-        <w:jc w:val="left"/>
-      </w:pPr>
-      <w:r>
-        <w:t>Formathinweis: Dieses Aktenstück wird in Times New Roman, 11 pt, mit ausschließlich dezimaler Gliederung ausgegeben.</w:t>
       </w:r>
     </w:p>
     <w:sectPr>
